--- a/LTJava_Formatted.docx
+++ b/LTJava_Formatted.docx
@@ -252,7 +252,7 @@
           <w:color w:val="555555"/>
           <w:sz w:val="20"/>
         </w:rPr>
-        <w:t>Cài đặt thuật toán giải phương trình bậc 2 (ax² + bx + c = 0) với hệ số nhập từ bàn phím. Có biện luận trường hợp a = 0.</w:t>
+        <w:t>Cài đặt thuật toán giải phương trình bậc 2 (ax² + bx + c = 0) với hệ số nhập từ bàn phím. Có biên luận trường hợp a = 0.</w:t>
       </w:r>
     </w:p>
     <w:p>
@@ -1100,10 +1100,10 @@
         <w:rPr>
           <w:rFonts w:ascii="Segoe UI" w:hAnsi="Segoe UI"/>
           <w:b/>
-          <w:color w:val="595959"/>
+          <w:color w:val="000000"/>
           <w:sz w:val="26"/>
         </w:rPr>
-        <w:t>File: SuDungArrayList.java</w:t>
+        <w:t>File: SuDungArrayList.java  [TRỌNG TÂM ÔN TẬP]</w:t>
       </w:r>
     </w:p>
     <w:tbl>
@@ -1123,7 +1123,7 @@
             <w:shd w:fill="F8F9FA"/>
             <w:tcBorders>
               <w:top w:val="single" w:sz="4" w:space="0" w:color="D3D3D3"/>
-              <w:left w:val="single" w:sz="4" w:space="0" w:color="D3D3D3"/>
+              <w:left w:val="single" w:sz="36" w:space="0" w:color="000000"/>
               <w:bottom w:val="single" w:sz="4" w:space="0" w:color="D3D3D3"/>
               <w:right w:val="single" w:sz="4" w:space="0" w:color="D3D3D3"/>
             </w:tcBorders>
@@ -2353,10 +2353,10 @@
         <w:rPr>
           <w:rFonts w:ascii="Segoe UI" w:hAnsi="Segoe UI"/>
           <w:b/>
-          <w:color w:val="595959"/>
+          <w:color w:val="000000"/>
           <w:sz w:val="26"/>
         </w:rPr>
-        <w:t>File: XayDungClassNhanVien.java</w:t>
+        <w:t>File: XayDungClassNhanVien.java  [TRỌNG TÂM ÔN TẬP]</w:t>
       </w:r>
     </w:p>
     <w:tbl>
@@ -2376,7 +2376,7 @@
             <w:shd w:fill="F8F9FA"/>
             <w:tcBorders>
               <w:top w:val="single" w:sz="4" w:space="0" w:color="D3D3D3"/>
-              <w:left w:val="single" w:sz="4" w:space="0" w:color="D3D3D3"/>
+              <w:left w:val="single" w:sz="36" w:space="0" w:color="000000"/>
               <w:bottom w:val="single" w:sz="4" w:space="0" w:color="D3D3D3"/>
               <w:right w:val="single" w:sz="4" w:space="0" w:color="D3D3D3"/>
             </w:tcBorders>
@@ -2780,10 +2780,10 @@
         <w:rPr>
           <w:rFonts w:ascii="Segoe UI" w:hAnsi="Segoe UI"/>
           <w:b/>
-          <w:color w:val="595959"/>
+          <w:color w:val="000000"/>
           <w:sz w:val="26"/>
         </w:rPr>
-        <w:t>File: ChuongTrinhMoHinhLop.java</w:t>
+        <w:t>File: ChuongTrinhMoHinhLop.java  [TRỌNG TÂM ÔN TẬP]</w:t>
       </w:r>
     </w:p>
     <w:tbl>
@@ -2803,7 +2803,7 @@
             <w:shd w:fill="F8F9FA"/>
             <w:tcBorders>
               <w:top w:val="single" w:sz="4" w:space="0" w:color="D3D3D3"/>
-              <w:left w:val="single" w:sz="4" w:space="0" w:color="D3D3D3"/>
+              <w:left w:val="single" w:sz="36" w:space="0" w:color="000000"/>
               <w:bottom w:val="single" w:sz="4" w:space="0" w:color="D3D3D3"/>
               <w:right w:val="single" w:sz="4" w:space="0" w:color="D3D3D3"/>
             </w:tcBorders>
@@ -3100,10 +3100,10 @@
         <w:rPr>
           <w:rFonts w:ascii="Segoe UI" w:hAnsi="Segoe UI"/>
           <w:b/>
-          <w:color w:val="595959"/>
+          <w:color w:val="000000"/>
           <w:sz w:val="26"/>
         </w:rPr>
-        <w:t>File: DemSoAm.java</w:t>
+        <w:t>File: DemSoAm.java  [TRỌNG TÂM ÔN TẬP]</w:t>
       </w:r>
     </w:p>
     <w:tbl>
@@ -3123,7 +3123,7 @@
             <w:shd w:fill="F8F9FA"/>
             <w:tcBorders>
               <w:top w:val="single" w:sz="4" w:space="0" w:color="D3D3D3"/>
-              <w:left w:val="single" w:sz="4" w:space="0" w:color="D3D3D3"/>
+              <w:left w:val="single" w:sz="36" w:space="0" w:color="000000"/>
               <w:bottom w:val="single" w:sz="4" w:space="0" w:color="D3D3D3"/>
               <w:right w:val="single" w:sz="4" w:space="0" w:color="D3D3D3"/>
             </w:tcBorders>
@@ -3273,10 +3273,10 @@
         <w:rPr>
           <w:rFonts w:ascii="Segoe UI" w:hAnsi="Segoe UI"/>
           <w:b/>
-          <w:color w:val="595959"/>
+          <w:color w:val="000000"/>
           <w:sz w:val="26"/>
         </w:rPr>
-        <w:t>File: MoHinhLopHinh.java</w:t>
+        <w:t>File: MoHinhLopHinh.java  [TRỌNG TÂM ÔN TẬP]</w:t>
       </w:r>
     </w:p>
     <w:tbl>
@@ -3296,7 +3296,7 @@
             <w:shd w:fill="F8F9FA"/>
             <w:tcBorders>
               <w:top w:val="single" w:sz="4" w:space="0" w:color="D3D3D3"/>
-              <w:left w:val="single" w:sz="4" w:space="0" w:color="D3D3D3"/>
+              <w:left w:val="single" w:sz="36" w:space="0" w:color="000000"/>
               <w:bottom w:val="single" w:sz="4" w:space="0" w:color="D3D3D3"/>
               <w:right w:val="single" w:sz="4" w:space="0" w:color="D3D3D3"/>
             </w:tcBorders>
@@ -3827,10 +3827,10 @@
         <w:rPr>
           <w:rFonts w:ascii="Segoe UI" w:hAnsi="Segoe UI"/>
           <w:b/>
-          <w:color w:val="595959"/>
+          <w:color w:val="000000"/>
           <w:sz w:val="26"/>
         </w:rPr>
-        <w:t>File: XayDungMoiTruongLop.java</w:t>
+        <w:t>File: XayDungMoiTruongLop.java  [TRỌNG TÂM ÔN TẬP]</w:t>
       </w:r>
     </w:p>
     <w:tbl>
@@ -3850,7 +3850,7 @@
             <w:shd w:fill="F8F9FA"/>
             <w:tcBorders>
               <w:top w:val="single" w:sz="4" w:space="0" w:color="D3D3D3"/>
-              <w:left w:val="single" w:sz="4" w:space="0" w:color="D3D3D3"/>
+              <w:left w:val="single" w:sz="36" w:space="0" w:color="000000"/>
               <w:bottom w:val="single" w:sz="4" w:space="0" w:color="D3D3D3"/>
               <w:right w:val="single" w:sz="4" w:space="0" w:color="D3D3D3"/>
             </w:tcBorders>
@@ -4770,10 +4770,10 @@
         <w:rPr>
           <w:rFonts w:ascii="Segoe UI" w:hAnsi="Segoe UI"/>
           <w:b/>
-          <w:color w:val="595959"/>
+          <w:color w:val="000000"/>
           <w:sz w:val="26"/>
         </w:rPr>
-        <w:t>File: UocSoChungHoanThien.java</w:t>
+        <w:t>File: UocSoChungHoanThien.java  [TRỌNG TÂM ÔN TẬP]</w:t>
       </w:r>
     </w:p>
     <w:tbl>
@@ -4793,7 +4793,7 @@
             <w:shd w:fill="F8F9FA"/>
             <w:tcBorders>
               <w:top w:val="single" w:sz="4" w:space="0" w:color="D3D3D3"/>
-              <w:left w:val="single" w:sz="4" w:space="0" w:color="D3D3D3"/>
+              <w:left w:val="single" w:sz="36" w:space="0" w:color="000000"/>
               <w:bottom w:val="single" w:sz="4" w:space="0" w:color="D3D3D3"/>
               <w:right w:val="single" w:sz="4" w:space="0" w:color="D3D3D3"/>
             </w:tcBorders>
@@ -6524,10 +6524,10 @@
         <w:rPr>
           <w:rFonts w:ascii="Segoe UI" w:hAnsi="Segoe UI"/>
           <w:b/>
-          <w:color w:val="595959"/>
+          <w:color w:val="000000"/>
           <w:sz w:val="26"/>
         </w:rPr>
-        <w:t>File: MangArray.java</w:t>
+        <w:t>File: MangArray.java  [TRỌNG TÂM ÔN TẬP]</w:t>
       </w:r>
     </w:p>
     <w:tbl>
@@ -6547,7 +6547,7 @@
             <w:shd w:fill="F8F9FA"/>
             <w:tcBorders>
               <w:top w:val="single" w:sz="4" w:space="0" w:color="D3D3D3"/>
-              <w:left w:val="single" w:sz="4" w:space="0" w:color="D3D3D3"/>
+              <w:left w:val="single" w:sz="36" w:space="0" w:color="000000"/>
               <w:bottom w:val="single" w:sz="4" w:space="0" w:color="D3D3D3"/>
               <w:right w:val="single" w:sz="4" w:space="0" w:color="D3D3D3"/>
             </w:tcBorders>
@@ -7243,10 +7243,10 @@
         <w:rPr>
           <w:rFonts w:ascii="Segoe UI" w:hAnsi="Segoe UI"/>
           <w:b/>
-          <w:color w:val="595959"/>
+          <w:color w:val="000000"/>
           <w:sz w:val="26"/>
         </w:rPr>
-        <w:t>File: MangHashMap.java</w:t>
+        <w:t>File: MangHashMap.java  [TRỌNG TÂM ÔN TẬP]</w:t>
       </w:r>
     </w:p>
     <w:tbl>
@@ -7266,7 +7266,7 @@
             <w:shd w:fill="F8F9FA"/>
             <w:tcBorders>
               <w:top w:val="single" w:sz="4" w:space="0" w:color="D3D3D3"/>
-              <w:left w:val="single" w:sz="4" w:space="0" w:color="D3D3D3"/>
+              <w:left w:val="single" w:sz="36" w:space="0" w:color="000000"/>
               <w:bottom w:val="single" w:sz="4" w:space="0" w:color="D3D3D3"/>
               <w:right w:val="single" w:sz="4" w:space="0" w:color="D3D3D3"/>
             </w:tcBorders>
@@ -7759,10 +7759,10 @@
         <w:rPr>
           <w:rFonts w:ascii="Segoe UI" w:hAnsi="Segoe UI"/>
           <w:b/>
-          <w:color w:val="595959"/>
+          <w:color w:val="000000"/>
           <w:sz w:val="26"/>
         </w:rPr>
-        <w:t>File: TinhToanTrenMang.java</w:t>
+        <w:t>File: TinhToanTrenMang.java  [TRỌNG TÂM ÔN TẬP]</w:t>
       </w:r>
     </w:p>
     <w:tbl>
@@ -7782,7 +7782,7 @@
             <w:shd w:fill="F8F9FA"/>
             <w:tcBorders>
               <w:top w:val="single" w:sz="4" w:space="0" w:color="D3D3D3"/>
-              <w:left w:val="single" w:sz="4" w:space="0" w:color="D3D3D3"/>
+              <w:left w:val="single" w:sz="36" w:space="0" w:color="000000"/>
               <w:bottom w:val="single" w:sz="4" w:space="0" w:color="D3D3D3"/>
               <w:right w:val="single" w:sz="4" w:space="0" w:color="D3D3D3"/>
             </w:tcBorders>
@@ -8430,10 +8430,10 @@
         <w:rPr>
           <w:rFonts w:ascii="Segoe UI" w:hAnsi="Segoe UI"/>
           <w:b/>
-          <w:color w:val="595959"/>
+          <w:color w:val="000000"/>
           <w:sz w:val="26"/>
         </w:rPr>
-        <w:t>File: MangSoTuNhienXuatRaManHinh.java</w:t>
+        <w:t>File: MangSoTuNhienXuatRaManHinh.java  [TRỌNG TÂM ÔN TẬP]</w:t>
       </w:r>
     </w:p>
     <w:tbl>
@@ -8453,7 +8453,7 @@
             <w:shd w:fill="F8F9FA"/>
             <w:tcBorders>
               <w:top w:val="single" w:sz="4" w:space="0" w:color="D3D3D3"/>
-              <w:left w:val="single" w:sz="4" w:space="0" w:color="D3D3D3"/>
+              <w:left w:val="single" w:sz="36" w:space="0" w:color="000000"/>
               <w:bottom w:val="single" w:sz="4" w:space="0" w:color="D3D3D3"/>
               <w:right w:val="single" w:sz="4" w:space="0" w:color="D3D3D3"/>
             </w:tcBorders>
